--- a/docs/service/IMPORT_SYSTEM_GUIDE.docx
+++ b/docs/service/IMPORT_SYSTEM_GUIDE.docx
@@ -228,7 +228,7 @@
                 <w:color w:val="1A1A1A"/>
                 <w:sz w:val="19"/>
               </w:rPr>
-              <w:t>2026-09-23</w:t>
+              <w:t>2026-09-29</w:t>
             </w:r>
           </w:p>
         </w:tc>
@@ -4259,6 +4259,20 @@
     </w:p>
     <w:p>
       <w:pPr>
+        <w:pStyle w:val="ListBullet"/>
+        <w:spacing w:after="40"/>
+      </w:pPr>
+      <w:r>
+        <w:rPr>
+          <w:i/>
+          <w:color w:val="1A1A1A"/>
+          <w:sz w:val="21"/>
+        </w:rPr>
+        <w:t>"… has accessory lines on some colourways but none at all on PINE GREEN · L. Those garments will be treated as needing no accessories and will ship without any. Add their lines — they need not match the other colourways, each SKU takes whatever it takes — or confirm the spec with `no_accessories: true`."</w:t>
+      </w:r>
+    </w:p>
+    <w:p>
+      <w:pPr>
         <w:spacing w:after="120"/>
       </w:pPr>
       <w:r>
@@ -4285,6 +4299,376 @@
         </w:rPr>
         <w:t xml:space="preserve"> anyone can be asked these questions, which is why they are asked here.</w:t>
       </w:r>
+    </w:p>
+    <w:p>
+      <w:pPr>
+        <w:pStyle w:val="Heading3"/>
+        <w:spacing w:before="200"/>
+      </w:pPr>
+      <w:r>
+        <w:t>What is asked of which material</w:t>
+      </w:r>
+    </w:p>
+    <w:tbl>
+      <w:tblPr>
+        <w:tblStyle w:val="TableGrid"/>
+        <w:tblW w:type="auto" w:w="0"/>
+        <w:tblLayout w:type="autofit"/>
+        <w:tblLook w:firstColumn="1" w:firstRow="1" w:lastColumn="0" w:lastRow="0" w:noHBand="0" w:noVBand="1" w:val="04A0"/>
+      </w:tblPr>
+      <w:tblGrid>
+        <w:gridCol w:w="4896"/>
+        <w:gridCol w:w="4896"/>
+      </w:tblGrid>
+      <w:tr>
+        <w:trPr>
+          <w:tblHeader w:val="true"/>
+        </w:trPr>
+        <w:tc>
+          <w:tcPr>
+            <w:tcW w:type="dxa" w:w="4896"/>
+            <w:shd w:val="clear" w:color="auto" w:fill="EDE7E2"/>
+          </w:tcPr>
+          <w:p>
+            <w:r/>
+            <w:r>
+              <w:rPr>
+                <w:b/>
+                <w:color w:val="1A1A1A"/>
+                <w:sz w:val="18"/>
+              </w:rPr>
+              <w:t>Material</w:t>
+            </w:r>
+          </w:p>
+        </w:tc>
+        <w:tc>
+          <w:tcPr>
+            <w:tcW w:type="dxa" w:w="4896"/>
+            <w:shd w:val="clear" w:color="auto" w:fill="EDE7E2"/>
+          </w:tcPr>
+          <w:p>
+            <w:r/>
+            <w:r>
+              <w:rPr>
+                <w:b/>
+                <w:color w:val="1A1A1A"/>
+                <w:sz w:val="18"/>
+              </w:rPr>
+              <w:t>At release</w:t>
+            </w:r>
+          </w:p>
+        </w:tc>
+      </w:tr>
+      <w:tr>
+        <w:tc>
+          <w:tcPr>
+            <w:tcW w:type="dxa" w:w="4896"/>
+          </w:tcPr>
+          <w:p>
+            <w:pPr>
+              <w:spacing w:after="20"/>
+            </w:pPr>
+            <w:r/>
+            <w:r>
+              <w:rPr>
+                <w:b/>
+                <w:color w:val="1A1A1A"/>
+                <w:sz w:val="18"/>
+              </w:rPr>
+              <w:t>Leather</w:t>
+            </w:r>
+          </w:p>
+        </w:tc>
+        <w:tc>
+          <w:tcPr>
+            <w:tcW w:type="dxa" w:w="4896"/>
+          </w:tcPr>
+          <w:p>
+            <w:pPr>
+              <w:spacing w:after="20"/>
+            </w:pPr>
+            <w:r/>
+            <w:r>
+              <w:rPr>
+                <w:b/>
+                <w:color w:val="1A1A1A"/>
+                <w:sz w:val="18"/>
+              </w:rPr>
+              <w:t>required</w:t>
+            </w:r>
+            <w:r>
+              <w:rPr>
+                <w:b w:val="0"/>
+                <w:color w:val="1A1A1A"/>
+                <w:sz w:val="18"/>
+              </w:rPr>
+              <w:t xml:space="preserve"> per style — the dcm per piece</w:t>
+            </w:r>
+          </w:p>
+        </w:tc>
+      </w:tr>
+      <w:tr>
+        <w:tc>
+          <w:tcPr>
+            <w:tcW w:type="dxa" w:w="4896"/>
+          </w:tcPr>
+          <w:p>
+            <w:pPr>
+              <w:spacing w:after="20"/>
+            </w:pPr>
+            <w:r/>
+            <w:r>
+              <w:rPr>
+                <w:b/>
+                <w:color w:val="1A1A1A"/>
+                <w:sz w:val="18"/>
+              </w:rPr>
+              <w:t>Lining</w:t>
+            </w:r>
+          </w:p>
+        </w:tc>
+        <w:tc>
+          <w:tcPr>
+            <w:tcW w:type="dxa" w:w="4896"/>
+          </w:tcPr>
+          <w:p>
+            <w:pPr>
+              <w:spacing w:after="20"/>
+            </w:pPr>
+            <w:r/>
+            <w:r>
+              <w:rPr>
+                <w:b/>
+                <w:color w:val="1A1A1A"/>
+                <w:sz w:val="18"/>
+              </w:rPr>
+              <w:t>optional</w:t>
+            </w:r>
+            <w:r>
+              <w:rPr>
+                <w:b w:val="0"/>
+                <w:color w:val="1A1A1A"/>
+                <w:sz w:val="18"/>
+              </w:rPr>
+              <w:t xml:space="preserve"> per style — never a blocker</w:t>
+            </w:r>
+          </w:p>
+        </w:tc>
+      </w:tr>
+      <w:tr>
+        <w:tc>
+          <w:tcPr>
+            <w:tcW w:type="dxa" w:w="4896"/>
+          </w:tcPr>
+          <w:p>
+            <w:pPr>
+              <w:spacing w:after="20"/>
+            </w:pPr>
+            <w:r/>
+            <w:r>
+              <w:rPr>
+                <w:b/>
+                <w:color w:val="1A1A1A"/>
+                <w:sz w:val="18"/>
+              </w:rPr>
+              <w:t>Accessories</w:t>
+            </w:r>
+          </w:p>
+        </w:tc>
+        <w:tc>
+          <w:tcPr>
+            <w:tcW w:type="dxa" w:w="4896"/>
+          </w:tcPr>
+          <w:p>
+            <w:pPr>
+              <w:spacing w:after="20"/>
+            </w:pPr>
+            <w:r/>
+            <w:r>
+              <w:rPr>
+                <w:b/>
+                <w:color w:val="1A1A1A"/>
+                <w:sz w:val="18"/>
+              </w:rPr>
+              <w:t>per SKU</w:t>
+            </w:r>
+            <w:r>
+              <w:rPr>
+                <w:b w:val="0"/>
+                <w:color w:val="1A1A1A"/>
+                <w:sz w:val="18"/>
+              </w:rPr>
+              <w:t xml:space="preserve">, and every SKU's set is </w:t>
+            </w:r>
+            <w:r>
+              <w:rPr>
+                <w:b/>
+                <w:color w:val="1A1A1A"/>
+                <w:sz w:val="18"/>
+              </w:rPr>
+              <w:t>independent</w:t>
+            </w:r>
+          </w:p>
+        </w:tc>
+      </w:tr>
+    </w:tbl>
+    <w:p>
+      <w:pPr>
+        <w:spacing w:after="0"/>
+      </w:pPr>
+    </w:p>
+    <w:p>
+      <w:pPr>
+        <w:spacing w:after="120"/>
+      </w:pPr>
+      <w:r>
+        <w:rPr>
+          <w:b/>
+          <w:color w:val="1A1A1A"/>
+          <w:sz w:val="21"/>
+        </w:rPr>
+        <w:t>Accessories are assigned per SKU and need not match each other.</w:t>
+      </w:r>
+      <w:r>
+        <w:rPr>
+          <w:b w:val="0"/>
+          <w:color w:val="1A1A1A"/>
+          <w:sz w:val="21"/>
+        </w:rPr>
+        <w:t xml:space="preserve"> A SKU is a colour </w:t>
+      </w:r>
+      <w:r>
+        <w:rPr>
+          <w:i/>
+          <w:color w:val="1A1A1A"/>
+          <w:sz w:val="21"/>
+        </w:rPr>
+        <w:t>and</w:t>
+      </w:r>
+      <w:r>
+        <w:rPr>
+          <w:b w:val="0"/>
+          <w:color w:val="1A1A1A"/>
+          <w:sz w:val="21"/>
+        </w:rPr>
+        <w:t xml:space="preserve"> a size, so a line that names one has said everything about which garments it is for — and two colourways of one style may take completely different accessories: NAVY·L a horn button, PINE·M a metal shank and a zip, sharing no article, colour or size. The gate does </w:t>
+      </w:r>
+      <w:r>
+        <w:rPr>
+          <w:b/>
+          <w:color w:val="1A1A1A"/>
+          <w:sz w:val="21"/>
+        </w:rPr>
+        <w:t>not</w:t>
+      </w:r>
+      <w:r>
+        <w:rPr>
+          <w:b w:val="0"/>
+          <w:color w:val="1A1A1A"/>
+          <w:sz w:val="21"/>
+        </w:rPr>
+        <w:t xml:space="preserve"> ask whether the sets match; the only accessory question is whether some ordered SKU has </w:t>
+      </w:r>
+      <w:r>
+        <w:rPr>
+          <w:b/>
+          <w:color w:val="1A1A1A"/>
+          <w:sz w:val="21"/>
+        </w:rPr>
+        <w:t>nothing at all</w:t>
+      </w:r>
+      <w:r>
+        <w:rPr>
+          <w:b w:val="0"/>
+          <w:color w:val="1A1A1A"/>
+          <w:sz w:val="21"/>
+        </w:rPr>
+        <w:t xml:space="preserve">, because such a garment gets </w:t>
+      </w:r>
+      <w:r>
+        <w:rPr>
+          <w:rFonts w:ascii="Consolas" w:hAnsi="Consolas"/>
+          <w:color w:val="8A3B1E"/>
+          <w:sz w:val="21"/>
+        </w:rPr>
+        <w:t>kit_required=false</w:t>
+      </w:r>
+      <w:r>
+        <w:rPr>
+          <w:b w:val="0"/>
+          <w:color w:val="1A1A1A"/>
+          <w:sz w:val="21"/>
+        </w:rPr>
+        <w:t xml:space="preserve"> and ships with no accessories while nothing downstream complains.</w:t>
+      </w:r>
+    </w:p>
+    <w:tbl>
+      <w:tblPr>
+        <w:tblStyle w:val="TableGrid"/>
+        <w:tblW w:type="auto" w:w="0"/>
+        <w:tblLook w:firstColumn="1" w:firstRow="1" w:lastColumn="0" w:lastRow="0" w:noHBand="0" w:noVBand="1" w:val="04A0"/>
+      </w:tblPr>
+      <w:tblGrid>
+        <w:gridCol w:w="9792"/>
+      </w:tblGrid>
+      <w:tr>
+        <w:tc>
+          <w:tcPr>
+            <w:tcW w:type="dxa" w:w="9792"/>
+            <w:shd w:val="clear" w:color="auto" w:fill="FFF6E5"/>
+          </w:tcPr>
+          <w:p>
+            <w:r/>
+            <w:r>
+              <w:rPr>
+                <w:b w:val="0"/>
+                <w:color w:val="1A1A1A"/>
+                <w:sz w:val="20"/>
+              </w:rPr>
+              <w:t>An earlier gate did demand that every SKU carry every article any SKU declared, and</w:t>
+            </w:r>
+          </w:p>
+        </w:tc>
+      </w:tr>
+    </w:tbl>
+    <w:p>
+      <w:pPr>
+        <w:spacing w:after="0"/>
+      </w:pPr>
+    </w:p>
+    <w:tbl>
+      <w:tblPr>
+        <w:tblStyle w:val="TableGrid"/>
+        <w:tblW w:type="auto" w:w="0"/>
+        <w:tblLook w:firstColumn="1" w:firstRow="1" w:lastColumn="0" w:lastRow="0" w:noHBand="0" w:noVBand="1" w:val="04A0"/>
+      </w:tblPr>
+      <w:tblGrid>
+        <w:gridCol w:w="9792"/>
+      </w:tblGrid>
+      <w:tr>
+        <w:tc>
+          <w:tcPr>
+            <w:tcW w:type="dxa" w:w="9792"/>
+            <w:shd w:val="clear" w:color="auto" w:fill="FFF6E5"/>
+          </w:tcPr>
+          <w:p>
+            <w:r/>
+            <w:r>
+              <w:rPr>
+                <w:b w:val="0"/>
+                <w:color w:val="1A1A1A"/>
+                <w:sz w:val="20"/>
+              </w:rPr>
+              <w:t>rejected real releases for doing the correct thing. It is gone.</w:t>
+            </w:r>
+          </w:p>
+        </w:tc>
+      </w:tr>
+    </w:tbl>
+    <w:p>
+      <w:pPr>
+        <w:spacing w:after="0"/>
+      </w:pPr>
     </w:p>
     <w:p>
       <w:pPr>
@@ -4972,7 +5356,7 @@
           <w:color w:val="1A1A1A"/>
           <w:sz w:val="21"/>
         </w:rPr>
-        <w:t>Generated from the running app on 2026-09-23. Full request and response bodies are in the API Reference document.</w:t>
+        <w:t>Generated from the running app on 2026-09-29. Full request and response bodies are in the API Reference document.</w:t>
       </w:r>
     </w:p>
     <w:tbl>
@@ -5792,7 +6176,7 @@
         <w:color w:val="555555"/>
         <w:sz w:val="16"/>
       </w:rPr>
-      <w:t>KairoX ERP · Breakdown Import · System Guide · updated 2026-09-23</w:t>
+      <w:t>KairoX ERP · Breakdown Import · System Guide · updated 2026-09-29</w:t>
     </w:r>
   </w:p>
 </w:ftr>
